--- a/bm/TK/ISO.BM-TK-19-01 Bản vẽ thiết kế máy đã phê duyệt DMF.docx
+++ b/bm/TK/ISO.BM-TK-19-01 Bản vẽ thiết kế máy đã phê duyệt DMF.docx
@@ -166,7 +166,7 @@
     </w:tbl>
     <w:p>
       <w:pPr>
-        <w:spacing w:after="120" w:before="200"/>
+        <w:spacing w:after="120" w:before="200" w:line="360" w:lineRule="auto"/>
         <w:jc w:val="center"/>
       </w:pPr>
       <w:r>
@@ -184,7 +184,7 @@
     </w:p>
     <w:p>
       <w:pPr>
-        <w:spacing w:after="60" w:before="60"/>
+        <w:spacing w:after="120" w:before="60" w:line="360" w:lineRule="auto"/>
         <w:jc w:val="left"/>
       </w:pPr>
       <w:r>
@@ -528,7 +528,7 @@
     </w:tbl>
     <w:p>
       <w:pPr>
-        <w:spacing w:after="60" w:before="60"/>
+        <w:spacing w:after="120" w:before="60" w:line="360" w:lineRule="auto"/>
         <w:jc w:val="left"/>
       </w:pPr>
       <w:r>
@@ -546,7 +546,7 @@
     </w:p>
     <w:p>
       <w:pPr>
-        <w:spacing w:after="60" w:before="60"/>
+        <w:spacing w:after="120" w:before="60" w:line="360" w:lineRule="auto"/>
         <w:jc w:val="left"/>
       </w:pPr>
       <w:r>
@@ -617,7 +617,7 @@
     </w:tbl>
     <w:p>
       <w:pPr>
-        <w:spacing w:after="60" w:before="60"/>
+        <w:spacing w:after="120" w:before="60" w:line="360" w:lineRule="auto"/>
         <w:jc w:val="left"/>
       </w:pPr>
       <w:r>
@@ -635,7 +635,7 @@
     </w:p>
     <w:p>
       <w:pPr>
-        <w:spacing w:after="60" w:before="60"/>
+        <w:spacing w:after="120" w:before="60" w:line="360" w:lineRule="auto"/>
         <w:jc w:val="left"/>
       </w:pPr>
       <w:r>
@@ -1803,7 +1803,7 @@
     </w:tbl>
     <w:p>
       <w:pPr>
-        <w:spacing w:after="60" w:before="60"/>
+        <w:spacing w:after="120" w:before="60" w:line="360" w:lineRule="auto"/>
         <w:jc w:val="left"/>
       </w:pPr>
       <w:r>
@@ -2223,7 +2223,7 @@
     </w:tbl>
     <w:p>
       <w:pPr>
-        <w:spacing w:after="60" w:before="60"/>
+        <w:spacing w:after="120" w:before="60" w:line="360" w:lineRule="auto"/>
         <w:jc w:val="left"/>
       </w:pPr>
       <w:r>
@@ -2253,7 +2253,7 @@
     </w:p>
     <w:p>
       <w:pPr>
-        <w:spacing w:after="60" w:before="60"/>
+        <w:spacing w:after="120" w:before="60" w:line="360" w:lineRule="auto"/>
         <w:jc w:val="left"/>
       </w:pPr>
       <w:r>
@@ -2741,7 +2741,7 @@
     </w:tbl>
     <w:p>
       <w:pPr>
-        <w:spacing w:after="60" w:before="60"/>
+        <w:spacing w:after="120" w:before="60" w:line="360" w:lineRule="auto"/>
         <w:jc w:val="left"/>
       </w:pPr>
       <w:r>
